--- a/Основы постр защищ БД/Лабы/Лабораторная работа № 10.docx
+++ b/Основы постр защищ БД/Лабы/Лабораторная работа № 10.docx
@@ -190,7 +190,39 @@
           <w:b w:val="0"/>
           <w:bCs w:val="0"/>
         </w:rPr>
-        <w:t>удит действий и мониторинг изменений данных в PostgreSQL с использованием pgAudit и триггеров</w:t>
+        <w:t xml:space="preserve">удит действий и мониторинг изменений данных в </w:t>
+      </w:r>
+      <w:proofErr w:type="spellStart"/>
+      <w:r>
+        <w:rPr>
+          <w:b w:val="0"/>
+          <w:bCs w:val="0"/>
+        </w:rPr>
+        <w:t>PostgreSQL</w:t>
+      </w:r>
+      <w:proofErr w:type="spellEnd"/>
+      <w:r>
+        <w:rPr>
+          <w:b w:val="0"/>
+          <w:bCs w:val="0"/>
+        </w:rPr>
+        <w:t xml:space="preserve"> с использованием </w:t>
+      </w:r>
+      <w:proofErr w:type="spellStart"/>
+      <w:r>
+        <w:rPr>
+          <w:b w:val="0"/>
+          <w:bCs w:val="0"/>
+        </w:rPr>
+        <w:t>pgAudit</w:t>
+      </w:r>
+      <w:proofErr w:type="spellEnd"/>
+      <w:r>
+        <w:rPr>
+          <w:b w:val="0"/>
+          <w:bCs w:val="0"/>
+        </w:rPr>
+        <w:t xml:space="preserve"> и триггеров</w:t>
       </w:r>
       <w:r>
         <w:rPr>
@@ -370,7 +402,23 @@
           <w:b w:val="0"/>
           <w:bCs w:val="0"/>
         </w:rPr>
-        <w:t>настроить pgAudit для фиксации действий пользователей и создать</w:t>
+        <w:t xml:space="preserve">настроить </w:t>
+      </w:r>
+      <w:proofErr w:type="spellStart"/>
+      <w:r>
+        <w:rPr>
+          <w:b w:val="0"/>
+          <w:bCs w:val="0"/>
+        </w:rPr>
+        <w:t>pgAudit</w:t>
+      </w:r>
+      <w:proofErr w:type="spellEnd"/>
+      <w:r>
+        <w:rPr>
+          <w:b w:val="0"/>
+          <w:bCs w:val="0"/>
+        </w:rPr>
+        <w:t xml:space="preserve"> для фиксации действий пользователей и создать</w:t>
       </w:r>
       <w:r>
         <w:rPr>
@@ -398,8 +446,13 @@
         <w:br/>
       </w:r>
       <w:r>
-        <w:t>Аудит действий пользователей с использованием pgAudit</w:t>
-      </w:r>
+        <w:t xml:space="preserve">Аудит действий пользователей с использованием </w:t>
+      </w:r>
+      <w:proofErr w:type="spellStart"/>
+      <w:r>
+        <w:t>pgAudit</w:t>
+      </w:r>
+      <w:proofErr w:type="spellEnd"/>
     </w:p>
     <w:p>
       <w:pPr>
@@ -409,15 +462,33 @@
           <w:bCs w:val="0"/>
         </w:rPr>
       </w:pPr>
+      <w:proofErr w:type="spellStart"/>
       <w:r>
         <w:t>pgAudit</w:t>
       </w:r>
-      <w:r>
-        <w:rPr>
-          <w:b w:val="0"/>
-          <w:bCs w:val="0"/>
-        </w:rPr>
-        <w:t> — это расширение для PostgreSQL, предназначенное для записи действий пользователей в системный журнал. Оно позволяет фиксировать:</w:t>
+      <w:proofErr w:type="spellEnd"/>
+      <w:r>
+        <w:rPr>
+          <w:b w:val="0"/>
+          <w:bCs w:val="0"/>
+        </w:rPr>
+        <w:t xml:space="preserve"> — это расширение для </w:t>
+      </w:r>
+      <w:proofErr w:type="spellStart"/>
+      <w:r>
+        <w:rPr>
+          <w:b w:val="0"/>
+          <w:bCs w:val="0"/>
+        </w:rPr>
+        <w:t>PostgreSQL</w:t>
+      </w:r>
+      <w:proofErr w:type="spellEnd"/>
+      <w:r>
+        <w:rPr>
+          <w:b w:val="0"/>
+          <w:bCs w:val="0"/>
+        </w:rPr>
+        <w:t>, предназначенное для записи действий пользователей в системный журнал. Оно позволяет фиксировать:</w:t>
       </w:r>
     </w:p>
     <w:p>
@@ -479,72 +550,18 @@
           <w:bCs w:val="0"/>
           <w:lang w:val="en-US"/>
         </w:rPr>
-        <w:t>:</w:t>
-      </w:r>
+        <w:t xml:space="preserve">: CREATE, ALTER, DROP, </w:t>
+      </w:r>
+      <w:proofErr w:type="gramStart"/>
       <w:r>
         <w:rPr>
           <w:b w:val="0"/>
           <w:bCs w:val="0"/>
           <w:lang w:val="en-US"/>
         </w:rPr>
-        <w:t xml:space="preserve"> </w:t>
-      </w:r>
-      <w:r>
-        <w:rPr>
-          <w:b w:val="0"/>
-          <w:bCs w:val="0"/>
-          <w:lang w:val="en-US"/>
-        </w:rPr>
-        <w:t>CREATE,</w:t>
-      </w:r>
-      <w:r>
-        <w:rPr>
-          <w:b w:val="0"/>
-          <w:bCs w:val="0"/>
-          <w:lang w:val="en-US"/>
-        </w:rPr>
-        <w:t xml:space="preserve"> </w:t>
-      </w:r>
-      <w:r>
-        <w:rPr>
-          <w:b w:val="0"/>
-          <w:bCs w:val="0"/>
-          <w:lang w:val="en-US"/>
-        </w:rPr>
-        <w:t>ALTER,</w:t>
-      </w:r>
-      <w:r>
-        <w:rPr>
-          <w:b w:val="0"/>
-          <w:bCs w:val="0"/>
-          <w:lang w:val="en-US"/>
-        </w:rPr>
-        <w:t xml:space="preserve"> </w:t>
-      </w:r>
-      <w:r>
-        <w:rPr>
-          <w:b w:val="0"/>
-          <w:bCs w:val="0"/>
-          <w:lang w:val="en-US"/>
-        </w:rPr>
-        <w:t>DROP,</w:t>
-      </w:r>
-      <w:r>
-        <w:rPr>
-          <w:b w:val="0"/>
-          <w:bCs w:val="0"/>
-          <w:lang w:val="en-US"/>
-        </w:rPr>
-        <w:t xml:space="preserve"> </w:t>
-      </w:r>
-      <w:r>
-        <w:rPr>
-          <w:b w:val="0"/>
-          <w:bCs w:val="0"/>
-          <w:lang w:val="en-US"/>
-        </w:rPr>
         <w:t>GRANT,REVOKE</w:t>
       </w:r>
+      <w:proofErr w:type="gramEnd"/>
     </w:p>
     <w:p>
       <w:pPr>
@@ -555,8 +572,13 @@
         </w:rPr>
       </w:pPr>
       <w:r>
-        <w:t>Настройка pgAudit</w:t>
-      </w:r>
+        <w:t xml:space="preserve">Настройка </w:t>
+      </w:r>
+      <w:proofErr w:type="spellStart"/>
+      <w:r>
+        <w:t>pgAudit</w:t>
+      </w:r>
+      <w:proofErr w:type="spellEnd"/>
       <w:r>
         <w:rPr>
           <w:b w:val="0"/>
@@ -581,7 +603,23 @@
           <w:b w:val="0"/>
           <w:bCs w:val="0"/>
         </w:rPr>
-        <w:t>Установить расширение: CREATE EXTENSION pgaudit;</w:t>
+        <w:t xml:space="preserve">Установить расширение: CREATE EXTENSION </w:t>
+      </w:r>
+      <w:proofErr w:type="spellStart"/>
+      <w:r>
+        <w:rPr>
+          <w:b w:val="0"/>
+          <w:bCs w:val="0"/>
+        </w:rPr>
+        <w:t>pgaudit</w:t>
+      </w:r>
+      <w:proofErr w:type="spellEnd"/>
+      <w:r>
+        <w:rPr>
+          <w:b w:val="0"/>
+          <w:bCs w:val="0"/>
+        </w:rPr>
+        <w:t>;</w:t>
       </w:r>
     </w:p>
     <w:p>
@@ -600,7 +638,23 @@
           <w:b w:val="0"/>
           <w:bCs w:val="0"/>
         </w:rPr>
-        <w:t>В файле postgresql.conf задать параметры, например:</w:t>
+        <w:t>В файле </w:t>
+      </w:r>
+      <w:proofErr w:type="spellStart"/>
+      <w:r>
+        <w:rPr>
+          <w:b w:val="0"/>
+          <w:bCs w:val="0"/>
+        </w:rPr>
+        <w:t>postgresql.conf</w:t>
+      </w:r>
+      <w:proofErr w:type="spellEnd"/>
+      <w:r>
+        <w:rPr>
+          <w:b w:val="0"/>
+          <w:bCs w:val="0"/>
+        </w:rPr>
+        <w:t> задать параметры, например:</w:t>
       </w:r>
     </w:p>
     <w:p>
@@ -622,12 +676,10 @@
           <w:iCs/>
           <w:lang w:val="en-US"/>
         </w:rPr>
-        <w:t>pgaudit.log = 'read, write, ddl'</w:t>
-      </w:r>
-    </w:p>
-    <w:p>
-      <w:pPr>
-        <w:ind w:firstLine="708"/>
+        <w:t xml:space="preserve">pgaudit.log = 'read, write, </w:t>
+      </w:r>
+      <w:proofErr w:type="spellStart"/>
+      <w:r>
         <w:rPr>
           <w:b w:val="0"/>
           <w:bCs w:val="0"/>
@@ -635,7 +687,9 @@
           <w:iCs/>
           <w:lang w:val="en-US"/>
         </w:rPr>
-      </w:pPr>
+        <w:t>ddl</w:t>
+      </w:r>
+      <w:proofErr w:type="spellEnd"/>
       <w:r>
         <w:rPr>
           <w:b w:val="0"/>
@@ -644,7 +698,41 @@
           <w:iCs/>
           <w:lang w:val="en-US"/>
         </w:rPr>
-        <w:t>pgaudit.log_relation = on</w:t>
+        <w:t>'</w:t>
+      </w:r>
+    </w:p>
+    <w:p>
+      <w:pPr>
+        <w:ind w:firstLine="708"/>
+        <w:rPr>
+          <w:b w:val="0"/>
+          <w:bCs w:val="0"/>
+          <w:i/>
+          <w:iCs/>
+          <w:lang w:val="en-US"/>
+        </w:rPr>
+      </w:pPr>
+      <w:proofErr w:type="spellStart"/>
+      <w:r>
+        <w:rPr>
+          <w:b w:val="0"/>
+          <w:bCs w:val="0"/>
+          <w:i/>
+          <w:iCs/>
+          <w:lang w:val="en-US"/>
+        </w:rPr>
+        <w:t>pgaudit.log_relation</w:t>
+      </w:r>
+      <w:proofErr w:type="spellEnd"/>
+      <w:r>
+        <w:rPr>
+          <w:b w:val="0"/>
+          <w:bCs w:val="0"/>
+          <w:i/>
+          <w:iCs/>
+          <w:lang w:val="en-US"/>
+        </w:rPr>
+        <w:t xml:space="preserve"> = on</w:t>
       </w:r>
     </w:p>
     <w:p>
@@ -884,7 +972,15 @@
         </w:rPr>
       </w:pPr>
       <w:r>
-        <w:t>Что такое pgAudit и для чего оно используется?</w:t>
+        <w:t xml:space="preserve">Что такое </w:t>
+      </w:r>
+      <w:proofErr w:type="spellStart"/>
+      <w:r>
+        <w:t>pgAudit</w:t>
+      </w:r>
+      <w:proofErr w:type="spellEnd"/>
+      <w:r>
+        <w:t xml:space="preserve"> и для чего оно используется?</w:t>
       </w:r>
       <w:r>
         <w:rPr>
@@ -892,7 +988,23 @@
           <w:bCs w:val="0"/>
         </w:rPr>
         <w:br/>
-        <w:t>Это расширение для логирования действий пользователей в PostgreSQL с целью контроля безопасности и аудита.</w:t>
+        <w:t xml:space="preserve">Это расширение для логирования действий пользователей в </w:t>
+      </w:r>
+      <w:proofErr w:type="spellStart"/>
+      <w:r>
+        <w:rPr>
+          <w:b w:val="0"/>
+          <w:bCs w:val="0"/>
+        </w:rPr>
+        <w:t>PostgreSQL</w:t>
+      </w:r>
+      <w:proofErr w:type="spellEnd"/>
+      <w:r>
+        <w:rPr>
+          <w:b w:val="0"/>
+          <w:bCs w:val="0"/>
+        </w:rPr>
+        <w:t xml:space="preserve"> с целью контроля безопасности и аудита.</w:t>
       </w:r>
     </w:p>
     <w:p>
@@ -908,7 +1020,23 @@
       </w:pPr>
       <w:r>
         <w:lastRenderedPageBreak/>
-        <w:t>Какие типы операций можно логировать с помощью pgAudit?</w:t>
+        <w:t xml:space="preserve">Какие типы операций можно </w:t>
+      </w:r>
+      <w:proofErr w:type="spellStart"/>
+      <w:r>
+        <w:t>логировать</w:t>
+      </w:r>
+      <w:proofErr w:type="spellEnd"/>
+      <w:r>
+        <w:t xml:space="preserve"> с помощью </w:t>
+      </w:r>
+      <w:proofErr w:type="spellStart"/>
+      <w:r>
+        <w:t>pgAudit</w:t>
+      </w:r>
+      <w:proofErr w:type="spellEnd"/>
+      <w:r>
+        <w:t>?</w:t>
       </w:r>
       <w:r>
         <w:rPr>
@@ -932,7 +1060,15 @@
         </w:rPr>
       </w:pPr>
       <w:r>
-        <w:t>Какие настройки в postgresql.conf нужно изменить?</w:t>
+        <w:t xml:space="preserve">Какие настройки в </w:t>
+      </w:r>
+      <w:proofErr w:type="spellStart"/>
+      <w:r>
+        <w:t>postgresql.conf</w:t>
+      </w:r>
+      <w:proofErr w:type="spellEnd"/>
+      <w:r>
+        <w:t xml:space="preserve"> нужно изменить?</w:t>
       </w:r>
       <w:r>
         <w:rPr>
@@ -948,7 +1084,43 @@
           <w:bCs w:val="0"/>
           <w:lang w:val="en-US"/>
         </w:rPr>
-        <w:t> pgaudit.log, pgaudit.log_relation, shared_preload_libraries.</w:t>
+        <w:t> pgaudit.log, </w:t>
+      </w:r>
+      <w:proofErr w:type="spellStart"/>
+      <w:r>
+        <w:rPr>
+          <w:b w:val="0"/>
+          <w:bCs w:val="0"/>
+          <w:lang w:val="en-US"/>
+        </w:rPr>
+        <w:t>pgaudit.log_relation</w:t>
+      </w:r>
+      <w:proofErr w:type="spellEnd"/>
+      <w:r>
+        <w:rPr>
+          <w:b w:val="0"/>
+          <w:bCs w:val="0"/>
+          <w:lang w:val="en-US"/>
+        </w:rPr>
+        <w:t>, </w:t>
+      </w:r>
+      <w:proofErr w:type="spellStart"/>
+      <w:r>
+        <w:rPr>
+          <w:b w:val="0"/>
+          <w:bCs w:val="0"/>
+          <w:lang w:val="en-US"/>
+        </w:rPr>
+        <w:t>shared_preload_libraries</w:t>
+      </w:r>
+      <w:proofErr w:type="spellEnd"/>
+      <w:r>
+        <w:rPr>
+          <w:b w:val="0"/>
+          <w:bCs w:val="0"/>
+          <w:lang w:val="en-US"/>
+        </w:rPr>
+        <w:t>.</w:t>
       </w:r>
     </w:p>
     <w:p>
@@ -963,7 +1135,15 @@
         </w:rPr>
       </w:pPr>
       <w:r>
-        <w:t>Преимущество pgAudit перед другими методами?</w:t>
+        <w:t xml:space="preserve">Преимущество </w:t>
+      </w:r>
+      <w:proofErr w:type="spellStart"/>
+      <w:r>
+        <w:t>pgAudit</w:t>
+      </w:r>
+      <w:proofErr w:type="spellEnd"/>
+      <w:r>
+        <w:t xml:space="preserve"> перед другими методами?</w:t>
       </w:r>
       <w:r>
         <w:rPr>
@@ -1009,7 +1189,15 @@
         </w:rPr>
       </w:pPr>
       <w:r>
-        <w:t>Для чего используется таблица audit_log?</w:t>
+        <w:t xml:space="preserve">Для чего используется таблица </w:t>
+      </w:r>
+      <w:proofErr w:type="spellStart"/>
+      <w:r>
+        <w:t>audit_log</w:t>
+      </w:r>
+      <w:proofErr w:type="spellEnd"/>
+      <w:r>
+        <w:t>?</w:t>
       </w:r>
       <w:r>
         <w:rPr>
@@ -1055,7 +1243,15 @@
         </w:rPr>
       </w:pPr>
       <w:r>
-        <w:t>Чем отличается логирование pgAudit от триггеров?</w:t>
+        <w:t xml:space="preserve">Чем отличается логирование </w:t>
+      </w:r>
+      <w:proofErr w:type="spellStart"/>
+      <w:r>
+        <w:t>pgAudit</w:t>
+      </w:r>
+      <w:proofErr w:type="spellEnd"/>
+      <w:r>
+        <w:t xml:space="preserve"> от триггеров?</w:t>
       </w:r>
       <w:r>
         <w:rPr>
@@ -1063,7 +1259,38 @@
           <w:bCs w:val="0"/>
         </w:rPr>
         <w:br/>
-        <w:t>pgAudit логирует команды, триггеры — изменения данных на уровне строк.</w:t>
+      </w:r>
+      <w:proofErr w:type="spellStart"/>
+      <w:r>
+        <w:rPr>
+          <w:b w:val="0"/>
+          <w:bCs w:val="0"/>
+        </w:rPr>
+        <w:t>pgAudit</w:t>
+      </w:r>
+      <w:proofErr w:type="spellEnd"/>
+      <w:r>
+        <w:rPr>
+          <w:b w:val="0"/>
+          <w:bCs w:val="0"/>
+        </w:rPr>
+        <w:t xml:space="preserve"> </w:t>
+      </w:r>
+      <w:proofErr w:type="spellStart"/>
+      <w:r>
+        <w:rPr>
+          <w:b w:val="0"/>
+          <w:bCs w:val="0"/>
+        </w:rPr>
+        <w:t>логирует</w:t>
+      </w:r>
+      <w:proofErr w:type="spellEnd"/>
+      <w:r>
+        <w:rPr>
+          <w:b w:val="0"/>
+          <w:bCs w:val="0"/>
+        </w:rPr>
+        <w:t xml:space="preserve"> команды, триггеры — изменения данных на уровне строк.</w:t>
       </w:r>
     </w:p>
     <w:p>
@@ -1094,7 +1321,25 @@
           <w:bCs w:val="0"/>
           <w:lang w:val="en-US"/>
         </w:rPr>
-        <w:t>CREATE FUNCTION, CREATE TRIGGER, RETURNS TRIGGER, LANGUAGE plpgsql.</w:t>
+        <w:t xml:space="preserve">CREATE FUNCTION, CREATE TRIGGER, RETURNS TRIGGER, LANGUAGE </w:t>
+      </w:r>
+      <w:proofErr w:type="spellStart"/>
+      <w:r>
+        <w:rPr>
+          <w:b w:val="0"/>
+          <w:bCs w:val="0"/>
+          <w:lang w:val="en-US"/>
+        </w:rPr>
+        <w:t>plpgsql</w:t>
+      </w:r>
+      <w:proofErr w:type="spellEnd"/>
+      <w:r>
+        <w:rPr>
+          <w:b w:val="0"/>
+          <w:bCs w:val="0"/>
+          <w:lang w:val="en-US"/>
+        </w:rPr>
+        <w:t>.</w:t>
       </w:r>
     </w:p>
     <w:p>
@@ -1109,7 +1354,15 @@
         </w:rPr>
       </w:pPr>
       <w:r>
-        <w:t>Преимущества и недостатки pgAudit и триггеров?</w:t>
+        <w:t xml:space="preserve">Преимущества и недостатки </w:t>
+      </w:r>
+      <w:proofErr w:type="spellStart"/>
+      <w:r>
+        <w:t>pgAudit</w:t>
+      </w:r>
+      <w:proofErr w:type="spellEnd"/>
+      <w:r>
+        <w:t xml:space="preserve"> и триггеров?</w:t>
       </w:r>
     </w:p>
     <w:p>
@@ -1123,12 +1376,21 @@
           <w:bCs w:val="0"/>
         </w:rPr>
       </w:pPr>
-      <w:r>
-        <w:rPr>
-          <w:b w:val="0"/>
-          <w:bCs w:val="0"/>
-        </w:rPr>
-        <w:t>pgAudit: легко настраивается, но не детализирует изменения данных.</w:t>
+      <w:proofErr w:type="spellStart"/>
+      <w:r>
+        <w:rPr>
+          <w:b w:val="0"/>
+          <w:bCs w:val="0"/>
+        </w:rPr>
+        <w:t>pgAudit</w:t>
+      </w:r>
+      <w:proofErr w:type="spellEnd"/>
+      <w:r>
+        <w:rPr>
+          <w:b w:val="0"/>
+          <w:bCs w:val="0"/>
+        </w:rPr>
+        <w:t>: легко настраивается, но не детализирует изменения данных.</w:t>
       </w:r>
     </w:p>
     <w:p>
@@ -1189,7 +1451,23 @@
           <w:b w:val="0"/>
           <w:bCs w:val="0"/>
         </w:rPr>
-        <w:t>Лабораторная работа демонстрирует два подхода к аудиту в PostgreSQL:</w:t>
+        <w:t xml:space="preserve">Лабораторная работа демонстрирует два подхода к аудиту в </w:t>
+      </w:r>
+      <w:proofErr w:type="spellStart"/>
+      <w:r>
+        <w:rPr>
+          <w:b w:val="0"/>
+          <w:bCs w:val="0"/>
+        </w:rPr>
+        <w:t>PostgreSQL</w:t>
+      </w:r>
+      <w:proofErr w:type="spellEnd"/>
+      <w:r>
+        <w:rPr>
+          <w:b w:val="0"/>
+          <w:bCs w:val="0"/>
+        </w:rPr>
+        <w:t>:</w:t>
       </w:r>
     </w:p>
     <w:p>
@@ -1203,9 +1481,11 @@
           <w:bCs w:val="0"/>
         </w:rPr>
       </w:pPr>
+      <w:proofErr w:type="spellStart"/>
       <w:r>
         <w:t>pgAudit</w:t>
       </w:r>
+      <w:proofErr w:type="spellEnd"/>
       <w:r>
         <w:rPr>
           <w:b w:val="0"/>
@@ -1282,7 +1562,23 @@
           <w:b w:val="0"/>
           <w:bCs w:val="0"/>
         </w:rPr>
-        <w:t>Настроить параметры логирования в файле postgresql.conf, чтобы включить</w:t>
+        <w:t xml:space="preserve">Настроить параметры логирования в файле </w:t>
+      </w:r>
+      <w:proofErr w:type="spellStart"/>
+      <w:r>
+        <w:rPr>
+          <w:b w:val="0"/>
+          <w:bCs w:val="0"/>
+        </w:rPr>
+        <w:t>postgresql.conf</w:t>
+      </w:r>
+      <w:proofErr w:type="spellEnd"/>
+      <w:r>
+        <w:rPr>
+          <w:b w:val="0"/>
+          <w:bCs w:val="0"/>
+        </w:rPr>
+        <w:t>, чтобы включить</w:t>
       </w:r>
       <w:r>
         <w:rPr>
@@ -1312,7 +1608,23 @@
           <w:b w:val="0"/>
           <w:bCs w:val="0"/>
         </w:rPr>
-        <w:t xml:space="preserve">В моем варианте требуется только логгировать операции </w:t>
+        <w:t xml:space="preserve">В моем варианте требуется только </w:t>
+      </w:r>
+      <w:proofErr w:type="spellStart"/>
+      <w:r>
+        <w:rPr>
+          <w:b w:val="0"/>
+          <w:bCs w:val="0"/>
+        </w:rPr>
+        <w:t>логгировать</w:t>
+      </w:r>
+      <w:proofErr w:type="spellEnd"/>
+      <w:r>
+        <w:rPr>
+          <w:b w:val="0"/>
+          <w:bCs w:val="0"/>
+        </w:rPr>
+        <w:t xml:space="preserve"> операции </w:t>
       </w:r>
       <w:r>
         <w:rPr>
@@ -1329,6 +1641,7 @@
         </w:rPr>
         <w:t xml:space="preserve">. В документации </w:t>
       </w:r>
+      <w:proofErr w:type="spellStart"/>
       <w:r>
         <w:rPr>
           <w:b w:val="0"/>
@@ -1337,6 +1650,7 @@
         </w:rPr>
         <w:t>pgaudit</w:t>
       </w:r>
+      <w:proofErr w:type="spellEnd"/>
       <w:r>
         <w:rPr>
           <w:b w:val="0"/>
@@ -1391,9 +1705,9 @@
           <w:noProof/>
         </w:rPr>
         <w:drawing>
-          <wp:inline distT="0" distB="0" distL="0" distR="0" wp14:anchorId="2D3D2B6A" wp14:editId="7C3F9C49">
-            <wp:extent cx="5364480" cy="2402521"/>
-            <wp:effectExtent l="0" t="0" r="7620" b="0"/>
+          <wp:inline distT="0" distB="0" distL="0" distR="0" wp14:anchorId="2D3D2B6A" wp14:editId="5D1C2639">
+            <wp:extent cx="5363775" cy="1332530"/>
+            <wp:effectExtent l="0" t="0" r="0" b="1270"/>
             <wp:docPr id="7" name="Рисунок 7"/>
             <wp:cNvGraphicFramePr>
               <a:graphicFrameLocks xmlns:a="http://schemas.openxmlformats.org/drawingml/2006/main" noChangeAspect="1"/>
@@ -1405,20 +1719,29 @@
                     <pic:cNvPr id="1" name=""/>
                     <pic:cNvPicPr/>
                   </pic:nvPicPr>
-                  <pic:blipFill>
+                  <pic:blipFill rotWithShape="1">
                     <a:blip r:embed="rId7"/>
+                    <a:srcRect t="44529"/>
                     <a:stretch>
                       <a:fillRect/>
                     </a:stretch>
                   </pic:blipFill>
-                  <pic:spPr>
+                  <pic:spPr bwMode="auto">
                     <a:xfrm>
                       <a:off x="0" y="0"/>
-                      <a:ext cx="5367361" cy="2403811"/>
+                      <a:ext cx="5367361" cy="1333421"/>
                     </a:xfrm>
                     <a:prstGeom prst="rect">
                       <a:avLst/>
                     </a:prstGeom>
+                    <a:ln>
+                      <a:noFill/>
+                    </a:ln>
+                    <a:extLst>
+                      <a:ext uri="{53640926-AAD7-44D8-BBD7-CCE9431645EC}">
+                        <a14:shadowObscured xmlns:a14="http://schemas.microsoft.com/office/drawing/2010/main"/>
+                      </a:ext>
+                    </a:extLst>
                   </pic:spPr>
                 </pic:pic>
               </a:graphicData>
@@ -1447,6 +1770,7 @@
         </w:rPr>
         <w:t xml:space="preserve">Рисунок 3 – настройка </w:t>
       </w:r>
+      <w:proofErr w:type="spellStart"/>
       <w:r>
         <w:rPr>
           <w:b w:val="0"/>
@@ -1457,6 +1781,7 @@
         </w:rPr>
         <w:t>postgresql</w:t>
       </w:r>
+      <w:proofErr w:type="spellEnd"/>
       <w:r>
         <w:rPr>
           <w:b w:val="0"/>
@@ -1599,7 +1924,23 @@
           <w:b w:val="0"/>
           <w:bCs w:val="0"/>
         </w:rPr>
-        <w:t xml:space="preserve">В случае 6 варианта требуется логировать только </w:t>
+        <w:t xml:space="preserve">В случае 6 варианта требуется </w:t>
+      </w:r>
+      <w:proofErr w:type="spellStart"/>
+      <w:r>
+        <w:rPr>
+          <w:b w:val="0"/>
+          <w:bCs w:val="0"/>
+        </w:rPr>
+        <w:t>логировать</w:t>
+      </w:r>
+      <w:proofErr w:type="spellEnd"/>
+      <w:r>
+        <w:rPr>
+          <w:b w:val="0"/>
+          <w:bCs w:val="0"/>
+        </w:rPr>
+        <w:t xml:space="preserve"> только </w:t>
       </w:r>
       <w:r>
         <w:rPr>
@@ -1623,13 +1964,23 @@
         </w:rPr>
         <w:t xml:space="preserve">операции, в следствии чего была написана конфигурация, как на рисунке 3. На рисунке 4 показано создание роли для </w:t>
       </w:r>
+      <w:proofErr w:type="spellStart"/>
       <w:r>
         <w:rPr>
           <w:b w:val="0"/>
           <w:bCs w:val="0"/>
           <w:lang w:val="en-US"/>
         </w:rPr>
-        <w:t xml:space="preserve">pgaudit. </w:t>
+        <w:t>pgaudit</w:t>
+      </w:r>
+      <w:proofErr w:type="spellEnd"/>
+      <w:r>
+        <w:rPr>
+          <w:b w:val="0"/>
+          <w:bCs w:val="0"/>
+          <w:lang w:val="en-US"/>
+        </w:rPr>
+        <w:t xml:space="preserve">. </w:t>
       </w:r>
     </w:p>
     <w:p>
@@ -1704,6 +2055,7 @@
         </w:rPr>
         <w:t xml:space="preserve">Рисунок 4 – создание роли для </w:t>
       </w:r>
+      <w:proofErr w:type="spellStart"/>
       <w:r>
         <w:rPr>
           <w:b w:val="0"/>
@@ -1714,6 +2066,7 @@
         </w:rPr>
         <w:t>pgaudit</w:t>
       </w:r>
+      <w:proofErr w:type="spellEnd"/>
     </w:p>
     <w:p>
       <w:pPr>
@@ -1753,8 +2106,25 @@
           <w:b w:val="0"/>
           <w:bCs w:val="0"/>
         </w:rPr>
-        <w:t xml:space="preserve">, которая будет рассмотрена больше. Ниже на рисунке 5 демонстрируется правила логгирования </w:t>
-      </w:r>
+        <w:t xml:space="preserve">, которая будет рассмотрена больше. Ниже на рисунке 5 демонстрируется правила </w:t>
+      </w:r>
+      <w:proofErr w:type="spellStart"/>
+      <w:r>
+        <w:rPr>
+          <w:b w:val="0"/>
+          <w:bCs w:val="0"/>
+        </w:rPr>
+        <w:t>логгирования</w:t>
+      </w:r>
+      <w:proofErr w:type="spellEnd"/>
+      <w:r>
+        <w:rPr>
+          <w:b w:val="0"/>
+          <w:bCs w:val="0"/>
+        </w:rPr>
+        <w:t xml:space="preserve"> </w:t>
+      </w:r>
+      <w:proofErr w:type="spellStart"/>
       <w:r>
         <w:rPr>
           <w:b w:val="0"/>
@@ -1763,6 +2133,7 @@
         </w:rPr>
         <w:t>pgaudit</w:t>
       </w:r>
+      <w:proofErr w:type="spellEnd"/>
       <w:r>
         <w:rPr>
           <w:b w:val="0"/>
@@ -1795,7 +2166,6 @@
           <w:bCs w:val="0"/>
           <w:noProof/>
         </w:rPr>
-        <w:lastRenderedPageBreak/>
         <w:drawing>
           <wp:inline distT="0" distB="0" distL="0" distR="0" wp14:anchorId="4E849E86" wp14:editId="67F1EC57">
             <wp:extent cx="4183380" cy="1096766"/>
@@ -1851,7 +2221,27 @@
           <w:sz w:val="24"/>
           <w:szCs w:val="24"/>
         </w:rPr>
-        <w:t xml:space="preserve">Рисунок 5 – выдача прав для логгирования таблицы </w:t>
+        <w:t xml:space="preserve">Рисунок 5 – выдача прав для </w:t>
+      </w:r>
+      <w:proofErr w:type="spellStart"/>
+      <w:r>
+        <w:rPr>
+          <w:b w:val="0"/>
+          <w:bCs w:val="0"/>
+          <w:sz w:val="24"/>
+          <w:szCs w:val="24"/>
+        </w:rPr>
+        <w:t>логгирования</w:t>
+      </w:r>
+      <w:proofErr w:type="spellEnd"/>
+      <w:r>
+        <w:rPr>
+          <w:b w:val="0"/>
+          <w:bCs w:val="0"/>
+          <w:sz w:val="24"/>
+          <w:szCs w:val="24"/>
+        </w:rPr>
+        <w:t xml:space="preserve"> таблицы </w:t>
       </w:r>
       <w:r>
         <w:rPr>
@@ -1929,6 +2319,7 @@
         </w:rPr>
         <w:t xml:space="preserve">При подключении к базе данных из-под </w:t>
       </w:r>
+      <w:proofErr w:type="spellStart"/>
       <w:r>
         <w:rPr>
           <w:b w:val="0"/>
@@ -1937,6 +2328,7 @@
         </w:rPr>
         <w:t>Pycharm</w:t>
       </w:r>
+      <w:proofErr w:type="spellEnd"/>
       <w:r>
         <w:rPr>
           <w:b w:val="0"/>
@@ -2046,8 +2438,29 @@
           <w:sz w:val="24"/>
           <w:szCs w:val="24"/>
         </w:rPr>
-        <w:t xml:space="preserve">Рисунок 6 – логгирование подключения к базе данных через </w:t>
-      </w:r>
+        <w:t xml:space="preserve">Рисунок 6 – </w:t>
+      </w:r>
+      <w:proofErr w:type="spellStart"/>
+      <w:r>
+        <w:rPr>
+          <w:b w:val="0"/>
+          <w:bCs w:val="0"/>
+          <w:sz w:val="24"/>
+          <w:szCs w:val="24"/>
+        </w:rPr>
+        <w:t>логгирование</w:t>
+      </w:r>
+      <w:proofErr w:type="spellEnd"/>
+      <w:r>
+        <w:rPr>
+          <w:b w:val="0"/>
+          <w:bCs w:val="0"/>
+          <w:sz w:val="24"/>
+          <w:szCs w:val="24"/>
+        </w:rPr>
+        <w:t xml:space="preserve"> подключения к базе данных через </w:t>
+      </w:r>
+      <w:proofErr w:type="spellStart"/>
       <w:r>
         <w:rPr>
           <w:b w:val="0"/>
@@ -2058,6 +2471,7 @@
         </w:rPr>
         <w:t>Pycharm</w:t>
       </w:r>
+      <w:proofErr w:type="spellEnd"/>
       <w:r>
         <w:rPr>
           <w:b w:val="0"/>
@@ -2446,7 +2860,39 @@
           <w:b w:val="0"/>
           <w:bCs w:val="0"/>
         </w:rPr>
-        <w:t xml:space="preserve">В логах видно, что вставка не логгируется, но какое-нибудь удаление будет логгироваться, потому что там обязательно должно быть </w:t>
+        <w:t xml:space="preserve">В логах видно, что вставка не </w:t>
+      </w:r>
+      <w:proofErr w:type="spellStart"/>
+      <w:r>
+        <w:rPr>
+          <w:b w:val="0"/>
+          <w:bCs w:val="0"/>
+        </w:rPr>
+        <w:t>логгируется</w:t>
+      </w:r>
+      <w:proofErr w:type="spellEnd"/>
+      <w:r>
+        <w:rPr>
+          <w:b w:val="0"/>
+          <w:bCs w:val="0"/>
+        </w:rPr>
+        <w:t xml:space="preserve">, но какое-нибудь удаление будет </w:t>
+      </w:r>
+      <w:proofErr w:type="spellStart"/>
+      <w:r>
+        <w:rPr>
+          <w:b w:val="0"/>
+          <w:bCs w:val="0"/>
+        </w:rPr>
+        <w:t>логгироваться</w:t>
+      </w:r>
+      <w:proofErr w:type="spellEnd"/>
+      <w:r>
+        <w:rPr>
+          <w:b w:val="0"/>
+          <w:bCs w:val="0"/>
+        </w:rPr>
+        <w:t xml:space="preserve">, потому что там обязательно должно быть </w:t>
       </w:r>
       <w:r>
         <w:rPr>
@@ -2593,7 +3039,23 @@
           <w:b w:val="0"/>
           <w:bCs w:val="0"/>
         </w:rPr>
-        <w:t>Создать основную таблицу в соответствии с вариантом (например, clients,</w:t>
+        <w:t xml:space="preserve">Создать основную таблицу в соответствии с вариантом (например, </w:t>
+      </w:r>
+      <w:proofErr w:type="spellStart"/>
+      <w:r>
+        <w:rPr>
+          <w:b w:val="0"/>
+          <w:bCs w:val="0"/>
+        </w:rPr>
+        <w:t>clients</w:t>
+      </w:r>
+      <w:proofErr w:type="spellEnd"/>
+      <w:r>
+        <w:rPr>
+          <w:b w:val="0"/>
+          <w:bCs w:val="0"/>
+        </w:rPr>
+        <w:t>,</w:t>
       </w:r>
       <w:r>
         <w:rPr>
@@ -4035,7 +4497,23 @@
           <w:b w:val="0"/>
           <w:bCs w:val="0"/>
         </w:rPr>
-        <w:t>. Проверить таблицу audit_log и системный журнал, чтобы убедиться, что</w:t>
+        <w:t xml:space="preserve">. Проверить таблицу </w:t>
+      </w:r>
+      <w:proofErr w:type="spellStart"/>
+      <w:r>
+        <w:rPr>
+          <w:b w:val="0"/>
+          <w:bCs w:val="0"/>
+        </w:rPr>
+        <w:t>audit_log</w:t>
+      </w:r>
+      <w:proofErr w:type="spellEnd"/>
+      <w:r>
+        <w:rPr>
+          <w:b w:val="0"/>
+          <w:bCs w:val="0"/>
+        </w:rPr>
+        <w:t xml:space="preserve"> и системный журнал, чтобы убедиться, что</w:t>
       </w:r>
       <w:r>
         <w:rPr>
@@ -4049,7 +4527,23 @@
           <w:b w:val="0"/>
           <w:bCs w:val="0"/>
         </w:rPr>
-        <w:t>все изменения зафиксированы согласно настройкам pgAudit и триггера</w:t>
+        <w:t xml:space="preserve">все изменения зафиксированы согласно настройкам </w:t>
+      </w:r>
+      <w:proofErr w:type="spellStart"/>
+      <w:r>
+        <w:rPr>
+          <w:b w:val="0"/>
+          <w:bCs w:val="0"/>
+        </w:rPr>
+        <w:t>pgAudit</w:t>
+      </w:r>
+      <w:proofErr w:type="spellEnd"/>
+      <w:r>
+        <w:rPr>
+          <w:b w:val="0"/>
+          <w:bCs w:val="0"/>
+        </w:rPr>
+        <w:t xml:space="preserve"> и триггера</w:t>
       </w:r>
       <w:r>
         <w:rPr>
@@ -4116,7 +4610,23 @@
           <w:b w:val="0"/>
           <w:bCs w:val="0"/>
         </w:rPr>
-        <w:t xml:space="preserve">видно, что все изменения были успешно применены и зафиксированны. Результат представлен на рисунке 18. </w:t>
+        <w:t xml:space="preserve">видно, что все изменения были успешно применены и </w:t>
+      </w:r>
+      <w:proofErr w:type="spellStart"/>
+      <w:r>
+        <w:rPr>
+          <w:b w:val="0"/>
+          <w:bCs w:val="0"/>
+        </w:rPr>
+        <w:t>зафиксированны</w:t>
+      </w:r>
+      <w:proofErr w:type="spellEnd"/>
+      <w:r>
+        <w:rPr>
+          <w:b w:val="0"/>
+          <w:bCs w:val="0"/>
+        </w:rPr>
+        <w:t xml:space="preserve">. Результат представлен на рисунке 18. </w:t>
       </w:r>
     </w:p>
     <w:p>
@@ -4273,28 +4783,78 @@
           <w:b w:val="0"/>
           <w:bCs w:val="0"/>
         </w:rPr>
-        <w:t>Что такое pgAudit и для чего оно используется в PostgreSQL?</w:t>
-      </w:r>
-    </w:p>
-    <w:p>
-      <w:pPr>
-        <w:rPr>
-          <w:b w:val="0"/>
-          <w:bCs w:val="0"/>
-        </w:rPr>
-      </w:pPr>
+        <w:t xml:space="preserve">Что такое </w:t>
+      </w:r>
+      <w:proofErr w:type="spellStart"/>
+      <w:r>
+        <w:rPr>
+          <w:b w:val="0"/>
+          <w:bCs w:val="0"/>
+        </w:rPr>
+        <w:t>pgAudit</w:t>
+      </w:r>
+      <w:proofErr w:type="spellEnd"/>
+      <w:r>
+        <w:rPr>
+          <w:b w:val="0"/>
+          <w:bCs w:val="0"/>
+        </w:rPr>
+        <w:t xml:space="preserve"> и для чего оно используется в </w:t>
+      </w:r>
+      <w:proofErr w:type="spellStart"/>
+      <w:r>
+        <w:rPr>
+          <w:b w:val="0"/>
+          <w:bCs w:val="0"/>
+        </w:rPr>
+        <w:t>PostgreSQL</w:t>
+      </w:r>
+      <w:proofErr w:type="spellEnd"/>
+      <w:r>
+        <w:rPr>
+          <w:b w:val="0"/>
+          <w:bCs w:val="0"/>
+        </w:rPr>
+        <w:t>?</w:t>
+      </w:r>
+    </w:p>
+    <w:p>
+      <w:pPr>
+        <w:rPr>
+          <w:b w:val="0"/>
+          <w:bCs w:val="0"/>
+        </w:rPr>
+      </w:pPr>
+      <w:proofErr w:type="spellStart"/>
       <w:r>
         <w:rPr>
           <w:rStyle w:val="a7"/>
         </w:rPr>
         <w:t>pgAudit</w:t>
       </w:r>
-      <w:r>
-        <w:rPr>
-          <w:b w:val="0"/>
-          <w:bCs w:val="0"/>
-        </w:rPr>
-        <w:t xml:space="preserve"> — это расширение для PostgreSQL, предназначенное для </w:t>
+      <w:proofErr w:type="spellEnd"/>
+      <w:r>
+        <w:rPr>
+          <w:b w:val="0"/>
+          <w:bCs w:val="0"/>
+        </w:rPr>
+        <w:t xml:space="preserve"> — это расширение для </w:t>
+      </w:r>
+      <w:proofErr w:type="spellStart"/>
+      <w:r>
+        <w:rPr>
+          <w:b w:val="0"/>
+          <w:bCs w:val="0"/>
+        </w:rPr>
+        <w:t>PostgreSQL</w:t>
+      </w:r>
+      <w:proofErr w:type="spellEnd"/>
+      <w:r>
+        <w:rPr>
+          <w:b w:val="0"/>
+          <w:bCs w:val="0"/>
+        </w:rPr>
+        <w:t xml:space="preserve">, предназначенное для </w:t>
       </w:r>
       <w:r>
         <w:rPr>
@@ -4307,7 +4867,23 @@
           <w:b w:val="0"/>
           <w:bCs w:val="0"/>
         </w:rPr>
-        <w:t>. Оно перехватывает и записывает в стандартный лог PostgreSQL информацию о том, кто, когда и какие именно SQL-команды выполнял</w:t>
+        <w:t xml:space="preserve">. Оно перехватывает и записывает в стандартный лог </w:t>
+      </w:r>
+      <w:proofErr w:type="spellStart"/>
+      <w:r>
+        <w:rPr>
+          <w:b w:val="0"/>
+          <w:bCs w:val="0"/>
+        </w:rPr>
+        <w:t>PostgreSQL</w:t>
+      </w:r>
+      <w:proofErr w:type="spellEnd"/>
+      <w:r>
+        <w:rPr>
+          <w:b w:val="0"/>
+          <w:bCs w:val="0"/>
+        </w:rPr>
+        <w:t xml:space="preserve"> информацию о том, кто, когда и какие именно SQL-команды выполнял</w:t>
       </w:r>
       <w:r>
         <w:rPr>
@@ -4368,7 +4944,39 @@
           <w:b w:val="0"/>
           <w:bCs w:val="0"/>
         </w:rPr>
-        <w:t>Какие типы операций можно логировать с помощью pgAudit?</w:t>
+        <w:t xml:space="preserve">Какие типы операций можно </w:t>
+      </w:r>
+      <w:proofErr w:type="spellStart"/>
+      <w:r>
+        <w:rPr>
+          <w:b w:val="0"/>
+          <w:bCs w:val="0"/>
+        </w:rPr>
+        <w:t>логировать</w:t>
+      </w:r>
+      <w:proofErr w:type="spellEnd"/>
+      <w:r>
+        <w:rPr>
+          <w:b w:val="0"/>
+          <w:bCs w:val="0"/>
+        </w:rPr>
+        <w:t xml:space="preserve"> с помощью </w:t>
+      </w:r>
+      <w:proofErr w:type="spellStart"/>
+      <w:r>
+        <w:rPr>
+          <w:b w:val="0"/>
+          <w:bCs w:val="0"/>
+        </w:rPr>
+        <w:t>pgAudit</w:t>
+      </w:r>
+      <w:proofErr w:type="spellEnd"/>
+      <w:r>
+        <w:rPr>
+          <w:b w:val="0"/>
+          <w:bCs w:val="0"/>
+        </w:rPr>
+        <w:t>?</w:t>
       </w:r>
     </w:p>
     <w:p>
@@ -4382,12 +4990,37 @@
           <w:szCs w:val="28"/>
         </w:rPr>
       </w:pPr>
-      <w:r>
-        <w:rPr>
-          <w:sz w:val="28"/>
-          <w:szCs w:val="28"/>
-        </w:rPr>
-        <w:t>pgAudit позволяет логировать операции на разных уровнях:</w:t>
+      <w:proofErr w:type="spellStart"/>
+      <w:r>
+        <w:rPr>
+          <w:sz w:val="28"/>
+          <w:szCs w:val="28"/>
+        </w:rPr>
+        <w:t>pgAudit</w:t>
+      </w:r>
+      <w:proofErr w:type="spellEnd"/>
+      <w:r>
+        <w:rPr>
+          <w:sz w:val="28"/>
+          <w:szCs w:val="28"/>
+        </w:rPr>
+        <w:t xml:space="preserve"> позволяет </w:t>
+      </w:r>
+      <w:proofErr w:type="spellStart"/>
+      <w:r>
+        <w:rPr>
+          <w:sz w:val="28"/>
+          <w:szCs w:val="28"/>
+        </w:rPr>
+        <w:t>логировать</w:t>
+      </w:r>
+      <w:proofErr w:type="spellEnd"/>
+      <w:r>
+        <w:rPr>
+          <w:sz w:val="28"/>
+          <w:szCs w:val="28"/>
+        </w:rPr>
+        <w:t xml:space="preserve"> операции на разных уровнях:</w:t>
       </w:r>
     </w:p>
     <w:p>
@@ -4907,7 +5540,23 @@
           <w:b w:val="0"/>
           <w:bCs w:val="0"/>
         </w:rPr>
-        <w:t>Какие настройки в файле postgresql.conf необходимо изменить для</w:t>
+        <w:t xml:space="preserve">Какие настройки в файле </w:t>
+      </w:r>
+      <w:proofErr w:type="spellStart"/>
+      <w:r>
+        <w:rPr>
+          <w:b w:val="0"/>
+          <w:bCs w:val="0"/>
+        </w:rPr>
+        <w:t>postgresql.conf</w:t>
+      </w:r>
+      <w:proofErr w:type="spellEnd"/>
+      <w:r>
+        <w:rPr>
+          <w:b w:val="0"/>
+          <w:bCs w:val="0"/>
+        </w:rPr>
+        <w:t xml:space="preserve"> необходимо изменить для</w:t>
       </w:r>
       <w:r>
         <w:rPr>
@@ -4921,7 +5570,23 @@
           <w:b w:val="0"/>
           <w:bCs w:val="0"/>
         </w:rPr>
-        <w:t>включения pgAudit?</w:t>
+        <w:t xml:space="preserve">включения </w:t>
+      </w:r>
+      <w:proofErr w:type="spellStart"/>
+      <w:r>
+        <w:rPr>
+          <w:b w:val="0"/>
+          <w:bCs w:val="0"/>
+        </w:rPr>
+        <w:t>pgAudit</w:t>
+      </w:r>
+      <w:proofErr w:type="spellEnd"/>
+      <w:r>
+        <w:rPr>
+          <w:b w:val="0"/>
+          <w:bCs w:val="0"/>
+        </w:rPr>
+        <w:t>?</w:t>
       </w:r>
     </w:p>
     <w:p>
@@ -4938,6 +5603,7 @@
         </w:rPr>
         <w:t xml:space="preserve">Для включения </w:t>
       </w:r>
+      <w:proofErr w:type="spellStart"/>
       <w:r>
         <w:rPr>
           <w:b w:val="0"/>
@@ -4946,6 +5612,7 @@
         </w:rPr>
         <w:t>pg</w:t>
       </w:r>
+      <w:proofErr w:type="spellEnd"/>
       <w:r>
         <w:rPr>
           <w:b w:val="0"/>
@@ -5104,7 +5771,23 @@
           <w:b w:val="0"/>
           <w:bCs w:val="0"/>
         </w:rPr>
-        <w:t>В чем преимущество использования pgAudit по сравнению с другими</w:t>
+        <w:t xml:space="preserve">В чем преимущество использования </w:t>
+      </w:r>
+      <w:proofErr w:type="spellStart"/>
+      <w:r>
+        <w:rPr>
+          <w:b w:val="0"/>
+          <w:bCs w:val="0"/>
+        </w:rPr>
+        <w:t>pgAudit</w:t>
+      </w:r>
+      <w:proofErr w:type="spellEnd"/>
+      <w:r>
+        <w:rPr>
+          <w:b w:val="0"/>
+          <w:bCs w:val="0"/>
+        </w:rPr>
+        <w:t xml:space="preserve"> по сравнению с другими</w:t>
       </w:r>
       <w:r>
         <w:rPr>
@@ -5212,7 +5895,23 @@
           <w:sz w:val="28"/>
           <w:szCs w:val="28"/>
         </w:rPr>
-        <w:t xml:space="preserve"> может аудировать </w:t>
+        <w:t xml:space="preserve"> может </w:t>
+      </w:r>
+      <w:proofErr w:type="spellStart"/>
+      <w:r>
+        <w:rPr>
+          <w:sz w:val="28"/>
+          <w:szCs w:val="28"/>
+        </w:rPr>
+        <w:t>аудировать</w:t>
+      </w:r>
+      <w:proofErr w:type="spellEnd"/>
+      <w:r>
+        <w:rPr>
+          <w:sz w:val="28"/>
+          <w:szCs w:val="28"/>
+        </w:rPr>
+        <w:t xml:space="preserve"> </w:t>
       </w:r>
       <w:r>
         <w:rPr>
@@ -5278,6 +5977,7 @@
           <w:szCs w:val="28"/>
         </w:rPr>
       </w:pPr>
+      <w:proofErr w:type="spellStart"/>
       <w:r>
         <w:rPr>
           <w:rStyle w:val="a7"/>
@@ -5288,6 +5988,7 @@
         </w:rPr>
         <w:t>Необходность</w:t>
       </w:r>
+      <w:proofErr w:type="spellEnd"/>
       <w:r>
         <w:rPr>
           <w:rStyle w:val="a7"/>
@@ -5416,7 +6117,23 @@
           <w:b w:val="0"/>
           <w:bCs w:val="0"/>
         </w:rPr>
-        <w:t>Что такое триггер, и как он работает в PostgreSQL?</w:t>
+        <w:t xml:space="preserve">Что такое триггер, и как он работает в </w:t>
+      </w:r>
+      <w:proofErr w:type="spellStart"/>
+      <w:r>
+        <w:rPr>
+          <w:b w:val="0"/>
+          <w:bCs w:val="0"/>
+        </w:rPr>
+        <w:t>PostgreSQL</w:t>
+      </w:r>
+      <w:proofErr w:type="spellEnd"/>
+      <w:r>
+        <w:rPr>
+          <w:b w:val="0"/>
+          <w:bCs w:val="0"/>
+        </w:rPr>
+        <w:t>?</w:t>
       </w:r>
     </w:p>
     <w:p>
@@ -5455,8 +6172,20 @@
           <w:sz w:val="28"/>
           <w:szCs w:val="28"/>
         </w:rPr>
-        <w:t>хранимая функция в PostgreSQL</w:t>
-      </w:r>
+        <w:t xml:space="preserve">хранимая функция в </w:t>
+      </w:r>
+      <w:proofErr w:type="spellStart"/>
+      <w:r>
+        <w:rPr>
+          <w:rStyle w:val="a7"/>
+          <w:b w:val="0"/>
+          <w:bCs w:val="0"/>
+          <w:sz w:val="28"/>
+          <w:szCs w:val="28"/>
+        </w:rPr>
+        <w:t>PostgreSQL</w:t>
+      </w:r>
+      <w:proofErr w:type="spellEnd"/>
       <w:r>
         <w:rPr>
           <w:sz w:val="28"/>
@@ -5800,7 +6529,23 @@
           <w:sz w:val="28"/>
           <w:szCs w:val="28"/>
         </w:rPr>
-        <w:t>Для чего используется таблица audit_log в данной лабораторной работе?</w:t>
+        <w:t xml:space="preserve">Для чего используется таблица </w:t>
+      </w:r>
+      <w:proofErr w:type="spellStart"/>
+      <w:r>
+        <w:rPr>
+          <w:sz w:val="28"/>
+          <w:szCs w:val="28"/>
+        </w:rPr>
+        <w:t>audit_log</w:t>
+      </w:r>
+      <w:proofErr w:type="spellEnd"/>
+      <w:r>
+        <w:rPr>
+          <w:sz w:val="28"/>
+          <w:szCs w:val="28"/>
+        </w:rPr>
+        <w:t xml:space="preserve"> в данной лабораторной работе?</w:t>
       </w:r>
     </w:p>
     <w:p>
@@ -5821,6 +6566,7 @@
         </w:rPr>
         <w:t xml:space="preserve">Таблица </w:t>
       </w:r>
+      <w:proofErr w:type="spellStart"/>
       <w:r>
         <w:rPr>
           <w:rStyle w:val="HTML"/>
@@ -5830,6 +6576,7 @@
         </w:rPr>
         <w:t>audit_log</w:t>
       </w:r>
+      <w:proofErr w:type="spellEnd"/>
       <w:r>
         <w:rPr>
           <w:sz w:val="28"/>
@@ -5960,7 +6707,23 @@
           <w:b w:val="0"/>
           <w:bCs w:val="0"/>
         </w:rPr>
-        <w:t>Какие данные можно записывать в таблицу audit_log при помощи</w:t>
+        <w:t xml:space="preserve">Какие данные можно записывать в таблицу </w:t>
+      </w:r>
+      <w:proofErr w:type="spellStart"/>
+      <w:r>
+        <w:rPr>
+          <w:b w:val="0"/>
+          <w:bCs w:val="0"/>
+        </w:rPr>
+        <w:t>audit_log</w:t>
+      </w:r>
+      <w:proofErr w:type="spellEnd"/>
+      <w:r>
+        <w:rPr>
+          <w:b w:val="0"/>
+          <w:bCs w:val="0"/>
+        </w:rPr>
+        <w:t xml:space="preserve"> при помощи</w:t>
       </w:r>
       <w:r>
         <w:rPr>
@@ -5995,6 +6758,7 @@
         </w:rPr>
         <w:t xml:space="preserve">В таблицу </w:t>
       </w:r>
+      <w:proofErr w:type="spellStart"/>
       <w:r>
         <w:rPr>
           <w:rStyle w:val="HTML"/>
@@ -6004,6 +6768,7 @@
         </w:rPr>
         <w:t>audit_log</w:t>
       </w:r>
+      <w:proofErr w:type="spellEnd"/>
       <w:r>
         <w:rPr>
           <w:sz w:val="28"/>
@@ -6060,6 +6825,7 @@
           <w:lang w:val="en-US"/>
         </w:rPr>
       </w:pPr>
+      <w:proofErr w:type="spellStart"/>
       <w:r>
         <w:rPr>
           <w:rStyle w:val="HTML"/>
@@ -6070,6 +6836,7 @@
         </w:rPr>
         <w:t>operation_type</w:t>
       </w:r>
+      <w:proofErr w:type="spellEnd"/>
       <w:r>
         <w:rPr>
           <w:sz w:val="28"/>
@@ -6093,6 +6860,7 @@
           <w:szCs w:val="28"/>
         </w:rPr>
       </w:pPr>
+      <w:proofErr w:type="spellStart"/>
       <w:r>
         <w:rPr>
           <w:rStyle w:val="HTML"/>
@@ -6102,6 +6870,7 @@
         </w:rPr>
         <w:t>table_name</w:t>
       </w:r>
+      <w:proofErr w:type="spellEnd"/>
       <w:r>
         <w:rPr>
           <w:sz w:val="28"/>
@@ -6109,6 +6878,7 @@
         </w:rPr>
         <w:t xml:space="preserve"> / </w:t>
       </w:r>
+      <w:proofErr w:type="spellStart"/>
       <w:r>
         <w:rPr>
           <w:rStyle w:val="HTML"/>
@@ -6118,6 +6888,7 @@
         </w:rPr>
         <w:t>schema_name</w:t>
       </w:r>
+      <w:proofErr w:type="spellEnd"/>
     </w:p>
     <w:p>
       <w:pPr>
@@ -6133,6 +6904,7 @@
           <w:szCs w:val="28"/>
         </w:rPr>
       </w:pPr>
+      <w:proofErr w:type="spellStart"/>
       <w:r>
         <w:rPr>
           <w:rStyle w:val="HTML"/>
@@ -6142,6 +6914,7 @@
         </w:rPr>
         <w:t>timestamp</w:t>
       </w:r>
+      <w:proofErr w:type="spellEnd"/>
       <w:r>
         <w:rPr>
           <w:sz w:val="28"/>
@@ -6164,6 +6937,7 @@
           <w:szCs w:val="28"/>
         </w:rPr>
       </w:pPr>
+      <w:proofErr w:type="spellStart"/>
       <w:r>
         <w:rPr>
           <w:rStyle w:val="HTML"/>
@@ -6173,6 +6947,7 @@
         </w:rPr>
         <w:t>user_name</w:t>
       </w:r>
+      <w:proofErr w:type="spellEnd"/>
       <w:r>
         <w:rPr>
           <w:sz w:val="28"/>
@@ -6195,6 +6970,7 @@
           <w:szCs w:val="28"/>
         </w:rPr>
       </w:pPr>
+      <w:proofErr w:type="spellStart"/>
       <w:r>
         <w:rPr>
           <w:rStyle w:val="HTML"/>
@@ -6204,6 +6980,7 @@
         </w:rPr>
         <w:t>application_name</w:t>
       </w:r>
+      <w:proofErr w:type="spellEnd"/>
       <w:r>
         <w:rPr>
           <w:sz w:val="28"/>
@@ -6226,6 +7003,7 @@
           <w:szCs w:val="28"/>
         </w:rPr>
       </w:pPr>
+      <w:proofErr w:type="spellStart"/>
       <w:r>
         <w:rPr>
           <w:rStyle w:val="HTML"/>
@@ -6233,8 +7011,29 @@
           <w:sz w:val="28"/>
           <w:szCs w:val="28"/>
         </w:rPr>
-        <w:t>client IP address</w:t>
-      </w:r>
+        <w:t>client</w:t>
+      </w:r>
+      <w:proofErr w:type="spellEnd"/>
+      <w:r>
+        <w:rPr>
+          <w:rStyle w:val="HTML"/>
+          <w:rFonts w:ascii="Times New Roman" w:hAnsi="Times New Roman" w:cs="Times New Roman"/>
+          <w:sz w:val="28"/>
+          <w:szCs w:val="28"/>
+        </w:rPr>
+        <w:t xml:space="preserve"> IP </w:t>
+      </w:r>
+      <w:proofErr w:type="spellStart"/>
+      <w:r>
+        <w:rPr>
+          <w:rStyle w:val="HTML"/>
+          <w:rFonts w:ascii="Times New Roman" w:hAnsi="Times New Roman" w:cs="Times New Roman"/>
+          <w:sz w:val="28"/>
+          <w:szCs w:val="28"/>
+        </w:rPr>
+        <w:t>address</w:t>
+      </w:r>
+      <w:proofErr w:type="spellEnd"/>
       <w:r>
         <w:rPr>
           <w:sz w:val="28"/>
@@ -6290,6 +7089,7 @@
           <w:szCs w:val="28"/>
         </w:rPr>
       </w:pPr>
+      <w:proofErr w:type="gramStart"/>
       <w:r>
         <w:rPr>
           <w:rStyle w:val="HTML"/>
@@ -6299,6 +7099,7 @@
         </w:rPr>
         <w:t>OLD.*</w:t>
       </w:r>
+      <w:proofErr w:type="gramEnd"/>
       <w:r>
         <w:rPr>
           <w:sz w:val="28"/>
@@ -6306,6 +7107,7 @@
         </w:rPr>
         <w:t xml:space="preserve"> / </w:t>
       </w:r>
+      <w:proofErr w:type="gramStart"/>
       <w:r>
         <w:rPr>
           <w:rStyle w:val="HTML"/>
@@ -6315,6 +7117,7 @@
         </w:rPr>
         <w:t>NEW.*</w:t>
       </w:r>
+      <w:proofErr w:type="gramEnd"/>
       <w:r>
         <w:rPr>
           <w:sz w:val="28"/>
@@ -6344,6 +7147,7 @@
         </w:rPr>
         <w:t xml:space="preserve">Конкретные измененные колонки (напр., </w:t>
       </w:r>
+      <w:proofErr w:type="spellStart"/>
       <w:r>
         <w:rPr>
           <w:rStyle w:val="HTML"/>
@@ -6353,6 +7157,7 @@
         </w:rPr>
         <w:t>OLD.column_name</w:t>
       </w:r>
+      <w:proofErr w:type="spellEnd"/>
       <w:r>
         <w:rPr>
           <w:sz w:val="28"/>
@@ -6360,6 +7165,7 @@
         </w:rPr>
         <w:t xml:space="preserve">, </w:t>
       </w:r>
+      <w:proofErr w:type="spellStart"/>
       <w:r>
         <w:rPr>
           <w:rStyle w:val="HTML"/>
@@ -6369,6 +7175,7 @@
         </w:rPr>
         <w:t>NEW.column_name</w:t>
       </w:r>
+      <w:proofErr w:type="spellEnd"/>
       <w:r>
         <w:rPr>
           <w:sz w:val="28"/>
@@ -6454,7 +7261,23 @@
           <w:b w:val="0"/>
           <w:bCs w:val="0"/>
         </w:rPr>
-        <w:t>Чем отличается логирование с помощью pgAudit от использования</w:t>
+        <w:t xml:space="preserve">Чем отличается логирование с помощью </w:t>
+      </w:r>
+      <w:proofErr w:type="spellStart"/>
+      <w:r>
+        <w:rPr>
+          <w:b w:val="0"/>
+          <w:bCs w:val="0"/>
+        </w:rPr>
+        <w:t>pgAudit</w:t>
+      </w:r>
+      <w:proofErr w:type="spellEnd"/>
+      <w:r>
+        <w:rPr>
+          <w:b w:val="0"/>
+          <w:bCs w:val="0"/>
+        </w:rPr>
+        <w:t xml:space="preserve"> от использования</w:t>
       </w:r>
       <w:r>
         <w:rPr>
@@ -6529,6 +7352,7 @@
                 <w:bCs w:val="0"/>
               </w:rPr>
             </w:pPr>
+            <w:proofErr w:type="spellStart"/>
             <w:r>
               <w:rPr>
                 <w:rFonts w:eastAsia="Times New Roman"/>
@@ -6538,6 +7362,7 @@
               </w:rPr>
               <w:t>pgAudit</w:t>
             </w:r>
+            <w:proofErr w:type="spellEnd"/>
           </w:p>
         </w:tc>
         <w:tc>
@@ -6662,8 +7487,19 @@
                 <w:lang w:eastAsia="ru-RU"/>
               </w:rPr>
               <w:lastRenderedPageBreak/>
-              <w:t>Что аудирует</w:t>
+              <w:t xml:space="preserve">Что </w:t>
             </w:r>
+            <w:proofErr w:type="spellStart"/>
+            <w:r>
+              <w:rPr>
+                <w:rFonts w:eastAsia="Times New Roman"/>
+                <w:b w:val="0"/>
+                <w:bCs w:val="0"/>
+                <w:lang w:eastAsia="ru-RU"/>
+              </w:rPr>
+              <w:t>аудирует</w:t>
+            </w:r>
+            <w:proofErr w:type="spellEnd"/>
           </w:p>
         </w:tc>
         <w:tc>
@@ -7111,7 +7947,27 @@
                 <w:bCs w:val="0"/>
                 <w:lang w:eastAsia="ru-RU"/>
               </w:rPr>
-              <w:t>Нет (только через Event Triggers - отдельный механизм)</w:t>
+              <w:t xml:space="preserve">Нет (только через Event </w:t>
+            </w:r>
+            <w:proofErr w:type="spellStart"/>
+            <w:r>
+              <w:rPr>
+                <w:rFonts w:eastAsia="Times New Roman"/>
+                <w:b w:val="0"/>
+                <w:bCs w:val="0"/>
+                <w:lang w:eastAsia="ru-RU"/>
+              </w:rPr>
+              <w:t>Triggers</w:t>
+            </w:r>
+            <w:proofErr w:type="spellEnd"/>
+            <w:r>
+              <w:rPr>
+                <w:rFonts w:eastAsia="Times New Roman"/>
+                <w:b w:val="0"/>
+                <w:bCs w:val="0"/>
+                <w:lang w:eastAsia="ru-RU"/>
+              </w:rPr>
+              <w:t xml:space="preserve"> - отдельный механизм)</w:t>
             </w:r>
           </w:p>
         </w:tc>
@@ -7185,7 +8041,27 @@
                 <w:bCs w:val="0"/>
                 <w:lang w:eastAsia="ru-RU"/>
               </w:rPr>
-              <w:t>Полная (структура таблицы audit_log на ваше усмотрение)</w:t>
+              <w:t xml:space="preserve">Полная (структура таблицы </w:t>
+            </w:r>
+            <w:proofErr w:type="spellStart"/>
+            <w:r>
+              <w:rPr>
+                <w:rFonts w:eastAsia="Times New Roman"/>
+                <w:b w:val="0"/>
+                <w:bCs w:val="0"/>
+                <w:lang w:eastAsia="ru-RU"/>
+              </w:rPr>
+              <w:t>audit_log</w:t>
+            </w:r>
+            <w:proofErr w:type="spellEnd"/>
+            <w:r>
+              <w:rPr>
+                <w:rFonts w:eastAsia="Times New Roman"/>
+                <w:b w:val="0"/>
+                <w:bCs w:val="0"/>
+                <w:lang w:eastAsia="ru-RU"/>
+              </w:rPr>
+              <w:t xml:space="preserve"> на ваше усмотрение)</w:t>
             </w:r>
           </w:p>
         </w:tc>
@@ -7379,12 +8255,21 @@
         </w:rPr>
         <w:t xml:space="preserve"> </w:t>
       </w:r>
-      <w:r>
-        <w:rPr>
-          <w:b w:val="0"/>
-          <w:bCs w:val="0"/>
-        </w:rPr>
-        <w:t>PostgreSQL?</w:t>
+      <w:proofErr w:type="spellStart"/>
+      <w:r>
+        <w:rPr>
+          <w:b w:val="0"/>
+          <w:bCs w:val="0"/>
+        </w:rPr>
+        <w:t>PostgreSQL</w:t>
+      </w:r>
+      <w:proofErr w:type="spellEnd"/>
+      <w:r>
+        <w:rPr>
+          <w:b w:val="0"/>
+          <w:bCs w:val="0"/>
+        </w:rPr>
+        <w:t>?</w:t>
       </w:r>
     </w:p>
     <w:p>
@@ -7491,7 +8376,23 @@
           <w:b w:val="0"/>
           <w:bCs w:val="0"/>
         </w:rPr>
-        <w:t>Какие преимущества и недостатки имеют pgAudit и триггеры при</w:t>
+        <w:t xml:space="preserve">Какие преимущества и недостатки имеют </w:t>
+      </w:r>
+      <w:proofErr w:type="spellStart"/>
+      <w:r>
+        <w:rPr>
+          <w:b w:val="0"/>
+          <w:bCs w:val="0"/>
+        </w:rPr>
+        <w:t>pgAudit</w:t>
+      </w:r>
+      <w:proofErr w:type="spellEnd"/>
+      <w:r>
+        <w:rPr>
+          <w:b w:val="0"/>
+          <w:bCs w:val="0"/>
+        </w:rPr>
+        <w:t xml:space="preserve"> и триггеры при</w:t>
       </w:r>
       <w:r>
         <w:rPr>
@@ -7522,13 +8423,23 @@
           <w:szCs w:val="28"/>
         </w:rPr>
       </w:pPr>
+      <w:proofErr w:type="spellStart"/>
       <w:r>
         <w:rPr>
           <w:rStyle w:val="a7"/>
           <w:sz w:val="28"/>
           <w:szCs w:val="28"/>
         </w:rPr>
-        <w:t>pgAudit:</w:t>
+        <w:t>pgAudit</w:t>
+      </w:r>
+      <w:proofErr w:type="spellEnd"/>
+      <w:r>
+        <w:rPr>
+          <w:rStyle w:val="a7"/>
+          <w:sz w:val="28"/>
+          <w:szCs w:val="28"/>
+        </w:rPr>
+        <w:t>:</w:t>
       </w:r>
     </w:p>
     <w:p>
@@ -7655,6 +8566,7 @@
         </w:rPr>
         <w:t xml:space="preserve"> запросы, посылая информацию в </w:t>
       </w:r>
+      <w:proofErr w:type="spellStart"/>
       <w:r>
         <w:rPr>
           <w:sz w:val="28"/>
@@ -7663,6 +8575,7 @@
         </w:rPr>
         <w:t>stdout</w:t>
       </w:r>
+      <w:proofErr w:type="spellEnd"/>
       <w:r>
         <w:rPr>
           <w:sz w:val="28"/>
@@ -7815,7 +8728,23 @@
           <w:sz w:val="28"/>
           <w:szCs w:val="28"/>
         </w:rPr>
-        <w:t xml:space="preserve"> Серьезное падение производительности (особенно на частых UPDATE/DELETE), аудитят ТОЛЬКО DML (не SELECT, не DDL, не GRANT), увеличивают сложность схемы БД, могут усложнить миграции, не фиксируют контекст вызова (IP, приложение) без костылей, не видят операций, выполненных суперпользователем в обход триггеров (хотя редко).</w:t>
+        <w:t xml:space="preserve"> Серьезное падение производительности (особенно на частых UPDATE/DELETE), </w:t>
+      </w:r>
+      <w:proofErr w:type="spellStart"/>
+      <w:r>
+        <w:rPr>
+          <w:sz w:val="28"/>
+          <w:szCs w:val="28"/>
+        </w:rPr>
+        <w:t>аудитят</w:t>
+      </w:r>
+      <w:proofErr w:type="spellEnd"/>
+      <w:r>
+        <w:rPr>
+          <w:sz w:val="28"/>
+          <w:szCs w:val="28"/>
+        </w:rPr>
+        <w:t xml:space="preserve"> ТОЛЬКО DML (не SELECT, не DDL, не GRANT), увеличивают сложность схемы БД, могут усложнить миграции, не фиксируют контекст вызова (IP, приложение) без костылей, не видят операций, выполненных суперпользователем в обход триггеров (хотя редко).</w:t>
       </w:r>
     </w:p>
     <w:sectPr>
@@ -10231,6 +11160,7 @@
   <w:style w:type="character" w:default="1" w:styleId="a0">
     <w:name w:val="Default Paragraph Font"/>
     <w:uiPriority w:val="1"/>
+    <w:semiHidden/>
     <w:unhideWhenUsed/>
   </w:style>
   <w:style w:type="table" w:default="1" w:styleId="a1">
